--- a/notes/session-05-notes.docx
+++ b/notes/session-05-notes.docx
@@ -695,7 +695,7 @@
           <w:sz w:val="22"/>
           <w:szCs w:val="22"/>
         </w:rPr>
-        <w:t xml:space="preserve">Peterson's best-known image: the dragon guards the gold, and the treasure you need is hidden where you least want to look. Affirm it; it is true of dragons of fear. Then Pageau, who supplies the map rather than the courage: monsters belong at the edges, in the sea, the desert, past the last lamp, because the edge is where order thins out. That is why Leviathan is a sea creature, why Israel is tested in the wilderness, and why a city wall has always meant more than bricks. Then the course's move: Scripture will not let evil remain either a psychological metaphor or a symbolic zone. The serpent is real, and Genesis 3:15 promises its head will be crushed. Session 8 will show the crushing costs the crusher his heel.</w:t>
+        <w:t>The dragon's hoard gives fear a recognizable shape: the thing we need may lie beyond a danger we have been avoiding. Then notice the geography: monsters wait at the edges, in the sea, the desert, past the last lamp, where familiar order thins out. Leviathan is a sea creature; Israel is tested in the wilderness; the city wall marks a place of shelter. Scripture also names an evil that is more than our fear or a location on a map. The serpent is real, and Genesis 3:15 promises its head will be crushed. Session 8 will show the crushing costs the crusher his heel.</w:t>
       </w:r>
     </w:p>
     <w:p>
@@ -1101,7 +1101,7 @@
           <w:sz w:val="22"/>
           <w:szCs w:val="22"/>
         </w:rPr>
-        <w:t xml:space="preserve">Leviathan appears across Scripture: Job 41 (untamable by man), Psalm 74:14 (God crushes its heads), Isaiah 27:1 (in that day the LORD will punish Leviathan the gliding serpent). The chaos monster is real, bounded, and already sentenced. Pageau's chaos symbolism and the biblical Leviathan run on the same rails. In his reading the sea, the desert, and the wilderness are the places where order runs out, which is why Scripture stations its monsters there, and why the walled city, the garden, and the temple all carry the opposite meaning. Slide 9 uses that as the map underneath Peterson's courage: he tells you to go, and Pageau tells you where you are going.</w:t>
+        <w:t>Leviathan appears across Scripture: Job 41 (untamable by man), Psalm 74:14 (God crushes its heads), Isaiah 27:1 (the LORD will punish Leviathan). The chaos monster is real, bounded, and already sentenced. Sea, desert, and wilderness often mark the limits of human security; the walled city, garden, and temple can mark ordered shelter. Read these images in their contexts, not as an inflexible code. Slide 9 joins this geography to the courage needed to step beyond familiar safety.</w:t>
       </w:r>
     </w:p>
     <w:p>
@@ -1137,7 +1137,7 @@
           <w:sz w:val="22"/>
           <w:szCs w:val="22"/>
         </w:rPr>
-        <w:t xml:space="preserve">Peterson's dragon material draws on the hoard-guarding dragon of Western myth (and his lectures on Jonah and St. George): the treasure hides where you least want to look. It is a true map of fear and avoidance. The course's caveat: not every dragon is internal, and not every battle is ours to win by technique; 1 Samuel 17 and Job 41 both locate victory in the LORD.</w:t>
+        <w:t>The hoard-guarding dragon of Western story joins danger and treasure in one place. It gives us a picture of fear and avoidance: refusing the challenge can also mean refusing what lies beyond it. Keep the course's caveat clear: not every dragon is internal, and not every battle is ours to win by technique. Both 1 Samuel 17 and Job 41 locate victory in the LORD.</w:t>
       </w:r>
     </w:p>
     <w:p>

--- a/notes/session-05-notes.docx
+++ b/notes/session-05-notes.docx
@@ -75,6 +75,16 @@
       </w:r>
     </w:p>
     <w:p>
+      <w:pPr/>
+      <w:r>
+        <w:rPr>
+          <w:rFonts w:ascii="Georgia" w:hAnsi="Georgia"/>
+          <w:sz w:val="22"/>
+        </w:rPr>
+        <w:t>Presentation controls: Use Slides to jump directly to a numbered slide, Notes to open this document, F for fullscreen, and B to blank or restore the screen. Resume teaching on the home screen returns to the last saved position in this browser. On-screen slide numbers match these notes. Keep private notes on a separate device or display.</w:t>
+      </w:r>
+    </w:p>
+    <w:p>
       <w:pPr>
         <w:pStyle w:val="Heading1"/>
         <w:spacing w:after="160" w:before="360"/>
@@ -515,6 +525,7 @@
       </w:r>
     </w:p>
     <w:p>
+      <w:bookmarkStart w:id="1002" w:name="s05_story_openings"/>
       <w:pPr>
         <w:spacing w:after="160" w:line="300"/>
       </w:pPr>
@@ -536,8 +547,10 @@
         </w:rPr>
         <w:t xml:space="preserve">Smaug, Goliath, Vader in the doorway. The room will name all three. Land the closer: the monster waits outside the walls in every age's stories.</w:t>
       </w:r>
-    </w:p>
-    <w:p>
+      <w:bookmarkEnd w:id="1002"/>
+    </w:p>
+    <w:p>
+      <w:bookmarkStart w:id="1003" w:name="s05_every_culture_drew_the_same_beast"/>
       <w:pPr>
         <w:spacing w:after="160" w:line="300"/>
       </w:pPr>
@@ -559,8 +572,10 @@
         </w:rPr>
         <w:t xml:space="preserve">Tiamat, the world-serpent, St. George, taniwha, Leviathan. Same question as session 2: coincidence, copying, or pattern? And the strange shared detail: the monster guards treasure. Hold that; slide 9 spends it.</w:t>
       </w:r>
-    </w:p>
-    <w:p>
+      <w:bookmarkEnd w:id="1003"/>
+    </w:p>
+    <w:p>
+      <w:bookmarkStart w:id="1004" w:name="s05_the_dragon_is_real_and_it_must_be_fa"/>
       <w:pPr>
         <w:spacing w:after="160" w:line="300"/>
       </w:pPr>
@@ -582,8 +597,10 @@
         </w:rPr>
         <w:t xml:space="preserve">Faced, not fed. Every appeasement in the stories makes the monster bigger: tribute feeds the dragon, forty silent days feed Goliath's contempt. The room knows this from experience; let them feel it before anyone says 'application.'</w:t>
       </w:r>
-    </w:p>
-    <w:p>
+      <w:bookmarkEnd w:id="1004"/>
+    </w:p>
+    <w:p>
+      <w:bookmarkStart w:id="1005" w:name="s05_the_anatomy_of_a_monster"/>
       <w:pPr>
         <w:spacing w:after="160" w:line="300"/>
       </w:pPr>
@@ -605,8 +622,10 @@
         </w:rPr>
         <w:t xml:space="preserve">Walk the four traits: hoards what it cannot enjoy, devours what it did not make, taunts on schedule, grows when appeased. Then the Chesterton point: children already know the dragon exists; what the tale gives them is a St. George.</w:t>
       </w:r>
-    </w:p>
-    <w:p>
+      <w:bookmarkEnd w:id="1005"/>
+    </w:p>
+    <w:p>
+      <w:bookmarkStart w:id="1006" w:name="s05_facing_not_feeding"/>
       <w:pPr>
         <w:spacing w:after="160" w:line="300"/>
       </w:pPr>
@@ -628,8 +647,10 @@
         </w:rPr>
         <w:t xml:space="preserve">Three beats: the army fed the fear for forty days; David refused Saul's borrowed armor and brought tested weapons (lion, bear, sling); and then the chapter's strangest verb: David ran toward the battle line. Courage in Scripture is not a mood; it is a memory of God's faithfulness set in motion.</w:t>
       </w:r>
-    </w:p>
-    <w:p>
+      <w:bookmarkEnd w:id="1006"/>
+    </w:p>
+    <w:p>
+      <w:bookmarkStart w:id="1007" w:name="s05_1_samuel_17_45_47_niv"/>
       <w:pPr>
         <w:spacing w:after="160" w:line="300"/>
       </w:pPr>
@@ -651,8 +672,10 @@
         </w:rPr>
         <w:t xml:space="preserve">Read it aloud with weight. David's speech is theology before it is bravado: the battle is the LORD's. Note what David does not say: that the battle is winnable because he is skilled.</w:t>
       </w:r>
-    </w:p>
-    <w:p>
+      <w:bookmarkEnd w:id="1007"/>
+    </w:p>
+    <w:p>
+      <w:bookmarkStart w:id="1008" w:name="s05_job_41_1_10_niv"/>
       <w:pPr>
         <w:spacing w:after="160" w:line="300"/>
       </w:pPr>
@@ -674,8 +697,10 @@
         </w:rPr>
         <w:t xml:space="preserve">God answers Job's agony with, among other things, a guided tour of a monster no human can tame, and the question underneath: if you cannot leash Leviathan, can you leash the God who can? Some monsters exist to teach us our size. Chaos is real, and it is on a leash held by Someone else.</w:t>
       </w:r>
-    </w:p>
-    <w:p>
+      <w:bookmarkEnd w:id="1008"/>
+    </w:p>
+    <w:p>
+      <w:bookmarkStart w:id="1009" w:name="s05_the_dragon_guards_the_gold"/>
       <w:pPr>
         <w:spacing w:after="160" w:line="300"/>
       </w:pPr>
@@ -697,8 +722,32 @@
         </w:rPr>
         <w:t>The dragon's hoard gives fear a recognizable shape: the thing we need may lie beyond a danger we have been avoiding. Then notice the geography: monsters wait at the edges, in the sea, the desert, past the last lamp, where familiar order thins out. Leviathan is a sea creature; Israel is tested in the wilderness; the city wall marks a place of shelter. Scripture also names an evil that is more than our fear or a location on a map. The serpent is real, and Genesis 3:15 promises its head will be crushed. Session 8 will show the crushing costs the crusher his heel.</w:t>
       </w:r>
-    </w:p>
-    <w:p>
+      <w:bookmarkEnd w:id="1009"/>
+      <w:r>
+        <w:rPr>
+          <w:rFonts w:ascii="Georgia" w:hAnsi="Georgia"/>
+          <w:b/>
+          <w:sz w:val="22"/>
+        </w:rPr>
+        <w:t xml:space="preserve"> Expanded explanation retained from the presentation: </w:t>
+      </w:r>
+      <w:r>
+        <w:rPr>
+          <w:rFonts w:ascii="Georgia" w:hAnsi="Georgia"/>
+          <w:sz w:val="22"/>
+        </w:rPr>
+        <w:t>The dragon's hoard joins danger and treasure in one place. Avoiding the danger leaves the treasure out of reach. Courage means stepping toward what fear keeps us from facing. Notice where the monsters wait: at the edges, in the sea, the desert, past the last lamp, because the edge is where order thins out. That is why Leviathan is a sea creature, and why a city wall has always meant more than bricks. Scripture names the deeper danger: the serpent is not merely a metaphor for our fears. Evil is real, and personal, and sentenced. "He will crush your head, and you will strike his heel." Genesis 3:15. The gospel is the dragon-slaying story that happened.</w:t>
+      </w:r>
+      <w:r>
+        <w:rPr>
+          <w:rFonts w:ascii="Georgia" w:hAnsi="Georgia"/>
+          <w:sz w:val="22"/>
+        </w:rPr>
+        <w:t xml:space="preserve"> Teaching cue: The projected slide now carries three short thoughts. Use this fuller explanation aloud within the existing time allocation.</w:t>
+      </w:r>
+    </w:p>
+    <w:p>
+      <w:bookmarkStart w:id="1010" w:name="s05_name_your_goliath"/>
       <w:pPr>
         <w:spacing w:after="160" w:line="300"/>
       </w:pPr>
@@ -720,8 +769,10 @@
         </w:rPr>
         <w:t xml:space="preserve">Name your own Goliath first, briefly and honestly. Then the discipline: rehearse lions and bears, the specific past faithfulness of God, before facing giants. David's courage had a history.</w:t>
       </w:r>
-    </w:p>
-    <w:p>
+      <w:bookmarkEnd w:id="1010"/>
+    </w:p>
+    <w:p>
+      <w:bookmarkStart w:id="1011" w:name="s05_dragons_giants_and_shadows"/>
       <w:pPr>
         <w:spacing w:after="160" w:line="300"/>
       </w:pPr>
@@ -743,8 +794,17 @@
         </w:rPr>
         <w:t xml:space="preserve">The Starters are enjoyable and the teens will carry them; let them, and let the adults listen for a minute before drawing them in. The first Deeper is the real work of the week, and naming a Goliath out loud in a room is harder than it sounds, so go first yourself and keep it short and genuinely honest. Do not let it become a venting session about circumstances. Move deliberately to the second Deeper, rehearsing God's specific past faithfulness, so people leave with something to do rather than something to dread.</w:t>
       </w:r>
-    </w:p>
-    <w:p>
+      <w:bookmarkEnd w:id="1011"/>
+      <w:r>
+        <w:rPr>
+          <w:rFonts w:ascii="Georgia" w:hAnsi="Georgia"/>
+          <w:sz w:val="22"/>
+        </w:rPr>
+        <w:t xml:space="preserve"> Presentation cue: Questions appear one at a time on this same numbered slide. Next and Back move between questions before changing slides. Use Show all to choose from the full set, then Show one to focus the room. Keep the existing discussion time; you do not need to ask every question.</w:t>
+      </w:r>
+    </w:p>
+    <w:p>
+      <w:bookmarkStart w:id="1012" w:name="s05_face_the_dragon_the_battle_is_the_lo"/>
       <w:pPr>
         <w:spacing w:after="160" w:line="300"/>
       </w:pPr>
@@ -766,6 +826,7 @@
         </w:rPr>
         <w:t xml:space="preserve">Face the dragon; the battle is the LORD's. Close in prayer, perhaps naming the class's Goliaths silently before God.</w:t>
       </w:r>
+      <w:bookmarkEnd w:id="1012"/>
     </w:p>
     <w:p>
       <w:pPr>
